--- a/output/지역업종_히트맵_분석보고서.docx
+++ b/output/지역업종_히트맵_분석보고서.docx
@@ -13,7 +13,7 @@
     </w:p>
     <w:p>
       <w:r>
-        <w:t>데이터: data/핀테크_정제완료.csv (정제 완료, 11,738건)</w:t>
+        <w:t>데이터: data/핀테크_정제완료.csv (정제 완료, 음수 거래금액 제외 반영, 11,713건)</w:t>
       </w:r>
     </w:p>
     <w:p>
@@ -264,7 +264,7 @@
           </w:tcPr>
           <w:p>
             <w:r>
-              <w:t>160,603,512</w:t>
+              <w:t>160,777,701</w:t>
             </w:r>
           </w:p>
         </w:tc>
@@ -296,7 +296,7 @@
           </w:tcPr>
           <w:p>
             <w:r>
-              <w:t>137,057,485</w:t>
+              <w:t>137,759,789</w:t>
             </w:r>
           </w:p>
         </w:tc>
@@ -328,7 +328,7 @@
           </w:tcPr>
           <w:p>
             <w:r>
-              <w:t>37,150,102</w:t>
+              <w:t>37,164,265</w:t>
             </w:r>
           </w:p>
         </w:tc>
@@ -368,7 +368,7 @@
     </w:tbl>
     <w:p>
       <w:r>
-        <w:t>서울·경기 두 지역이 나머지 15개 지역을 합친 것과 맞먹는 규모다 (전체의 약 55%).</w:t>
+        <w:t>서울·경기 두 지역이 나머지 15개 지역을 합친 것과 맞먹는 규모다 (전체의 약 55%). 음수 거래금액 제외 반영.</w:t>
       </w:r>
     </w:p>
     <w:p>
@@ -449,7 +449,7 @@
           </w:tcPr>
           <w:p>
             <w:r>
-              <w:t>120,089,719</w:t>
+              <w:t>121,061,379</w:t>
             </w:r>
           </w:p>
         </w:tc>
@@ -481,7 +481,7 @@
           </w:tcPr>
           <w:p>
             <w:r>
-              <w:t>117,001,680</w:t>
+              <w:t>117,264,358</w:t>
             </w:r>
           </w:p>
         </w:tc>
@@ -545,7 +545,7 @@
           </w:tcPr>
           <w:p>
             <w:r>
-              <w:t>5,013,118</w:t>
+              <w:t>5,020,766</w:t>
             </w:r>
           </w:p>
         </w:tc>
@@ -652,7 +652,7 @@
           </w:tcPr>
           <w:p>
             <w:r>
-              <w:t>3,597,677</w:t>
+              <w:t>3,635,682</w:t>
             </w:r>
           </w:p>
         </w:tc>
@@ -718,7 +718,7 @@
           </w:tcPr>
           <w:p>
             <w:r>
-              <w:t>1,811,551</w:t>
+              <w:t>1,817,423</w:t>
             </w:r>
           </w:p>
         </w:tc>
